--- a/docs/DOC-030 — Capability Architecture Standard.docx
+++ b/docs/DOC-030 — Capability Architecture Standard.docx
@@ -97,7 +97,7 @@
         <w:rPr>
           <w:rtl w:val="0"/>
         </w:rPr>
-        <w:t xml:space="preserve"> DOC-028</w:t>
+        <w:t xml:space="preserve"> DOC-030</w:t>
       </w:r>
     </w:p>
     <w:p>
@@ -157,7 +157,7 @@
         <w:rPr>
           <w:rtl w:val="0"/>
         </w:rPr>
-        <w:t xml:space="preserve"> Draft</w:t>
+        <w:t xml:space="preserve"> Approved</w:t>
       </w:r>
     </w:p>
     <w:p>
